--- a/framework-templates/Complaints_Procedure_v2.0_Template.docx
+++ b/framework-templates/Complaints_Procedure_v2.0_Template.docx
@@ -226,6 +226,25 @@
       </w:pPr>
       <w:r>
         <w:t xml:space="preserve">Each option is written to stand alone. It does not rely on wording, numbering or definitions in any other option, so deleting one never requires you to edit another. Options are labelled with the section number and a letter (for example 7A, 7C). Gaps in the lettering after you delete options are expected and do not need to be renumbered.</w:t>
+      </w:r>
+    </w:p>
+    <w:p>
+      <w:pPr>
+        <w:pStyle w:val="ListParagraph"/>
+        <w:numPr>
+          <w:ilvl w:val="0"/>
+          <w:numId w:val="4"/>
+        </w:numPr>
+      </w:pPr>
+      <w:r>
+        <w:rPr>
+          <w:b/>
+          <w:bCs/>
+        </w:rPr>
+        <w:t xml:space="preserve">Supporting registers are mandatory.</w:t>
+      </w:r>
+      <w:r>
+        <w:t xml:space="preserve"> This document relies on the KMS registers listed in its “Supporting registers” section (where it has one). The FCA judges a firm on the records that show its policies working in practice, so a firm that adopts this document without using its registers is likely to fail FCA scrutiny. Start using them from day one.</w:t>
       </w:r>
     </w:p>
     <w:p>
@@ -3437,7 +3456,12 @@
         <w:outlineLvl w:val="0"/>
       </w:pPr>
       <w:r>
-        <w:t xml:space="preserve">Appendix A – Customer-facing complaints summary</w:t>
+        <w:t xml:space="preserve">13. Supporting registers</w:t>
+      </w:r>
+    </w:p>
+    <w:p>
+      <w:r>
+        <w:t xml:space="preserve">The KMS registers below support this procedure. They are an essential part of it, not optional extras: the FCA judges whether a procedure works in practice by looking at these records, and a procedure without them is unlikely to withstand scrutiny. Keep them up to date from your first day of trading. The owner and review frequency are recorded in each register.</w:t>
       </w:r>
     </w:p>
     <w:p>
@@ -3464,121 +3488,363 @@
           <w:i/>
           <w:iCs/>
         </w:rPr>
-        <w:t xml:space="preserve">Publish this summary on your website and give it to customers on request and when you acknowledge a complaint (DISP 1.2). Delete any lines that do not apply.</w:t>
-      </w:r>
-    </w:p>
-    <w:p>
-      <w:r>
-        <w:rPr>
-          <w:b/>
-          <w:bCs/>
-        </w:rPr>
-        <w:t xml:space="preserve">How to complain to </w:t>
-      </w:r>
-      <w:r>
-        <w:rPr>
-          <w:b/>
-          <w:bCs/>
-          <w:highlight w:val="yellow"/>
-        </w:rPr>
-        <w:t xml:space="preserve">[Insert firm trading name]</w:t>
-      </w:r>
-    </w:p>
-    <w:p>
-      <w:r>
-        <w:t xml:space="preserve">We want to put things right if you are unhappy with our service. You can complain by telephone on </w:t>
-      </w:r>
-      <w:r>
-        <w:rPr>
-          <w:b/>
-          <w:bCs/>
-          <w:highlight w:val="yellow"/>
-        </w:rPr>
-        <w:t xml:space="preserve">[Insert number]</w:t>
-      </w:r>
-      <w:r>
-        <w:t xml:space="preserve">, by email to </w:t>
-      </w:r>
-      <w:r>
-        <w:rPr>
-          <w:b/>
-          <w:bCs/>
-          <w:highlight w:val="yellow"/>
-        </w:rPr>
-        <w:t xml:space="preserve">[Insert email address]</w:t>
-      </w:r>
-      <w:r>
-        <w:t xml:space="preserve">, by post to </w:t>
-      </w:r>
-      <w:r>
-        <w:rPr>
-          <w:b/>
-          <w:bCs/>
-          <w:highlight w:val="yellow"/>
-        </w:rPr>
-        <w:t xml:space="preserve">[Insert postal address]</w:t>
-      </w:r>
-      <w:r>
-        <w:t xml:space="preserve"> or </w:t>
-      </w:r>
-      <w:r>
-        <w:rPr>
-          <w:b/>
-          <w:bCs/>
-          <w:highlight w:val="yellow"/>
-        </w:rPr>
-        <w:t xml:space="preserve">[Insert any other channels]</w:t>
-      </w:r>
-      <w:r>
-        <w:t xml:space="preserve">. You do not need to put your complaint in writing.</w:t>
-      </w:r>
-    </w:p>
-    <w:p>
-      <w:r>
-        <w:rPr>
-          <w:b/>
-          <w:bCs/>
-        </w:rPr>
-        <w:t xml:space="preserve">What happens next.</w:t>
-      </w:r>
-      <w:r>
-        <w:t xml:space="preserve"> We will acknowledge your complaint promptly and tell you who is dealing with it. We will investigate fairly and keep you updated. We will send you our final response within eight weeks </w:t>
-      </w:r>
-      <w:r>
-        <w:rPr>
-          <w:b/>
-          <w:bCs/>
-          <w:highlight w:val="yellow"/>
-        </w:rPr>
-        <w:t xml:space="preserve">[payment services firms: or within 15 business days for complaints about your payment services rights, or 35 business days in exceptional circumstances – delete if not applicable]</w:t>
-      </w:r>
-      <w:r>
-        <w:t xml:space="preserve">. If we cannot, we will write to explain why and tell you about your right to go to the Financial Ombudsman Service.</w:t>
-      </w:r>
-    </w:p>
-    <w:p>
-      <w:r>
-        <w:rPr>
-          <w:b/>
-          <w:bCs/>
-        </w:rPr>
-        <w:t xml:space="preserve">The Financial Ombudsman Service.</w:t>
-      </w:r>
-      <w:r>
-        <w:t xml:space="preserve"> If you are not happy with our final response, or we have not responded in time, you may be able to refer your complaint to the Financial Ombudsman Service, free of charge. You must normally do so within six months of our final response. Financial Ombudsman Service, Exchange Tower, London E14 9SR. Telephone 0800 023 4567. www.financial-ombudsman.org.uk.</w:t>
-      </w:r>
-    </w:p>
-    <w:p>
-      <w:r>
-        <w:rPr>
-          <w:b/>
-          <w:bCs/>
-        </w:rPr>
-        <w:t xml:space="preserve">If you need extra support.</w:t>
-      </w:r>
-      <w:r>
-        <w:t xml:space="preserve"> Please tell us if you need any adjustments, such as information in a different format or more time.</w:t>
-      </w:r>
+        <w:t xml:space="preserve">Do not delete a register from this list because you have not started using it yet – start using it. Where one part of a register genuinely cannot apply to your firm (for example safeguarding when you hold no relevant funds), keep the register and record why that part does not apply.</w:t>
+      </w:r>
+    </w:p>
+    <w:tbl>
+      <w:tblPr>
+        <w:tblW w:w="9026" w:type="dxa"/>
+        <w:tblBorders>
+          <w:top w:val="single" w:sz="4" w:space="0" w:color="A6A6A6"/>
+          <w:left w:val="single" w:sz="4" w:space="0" w:color="A6A6A6"/>
+          <w:bottom w:val="single" w:sz="4" w:space="0" w:color="A6A6A6"/>
+          <w:right w:val="single" w:sz="4" w:space="0" w:color="A6A6A6"/>
+          <w:insideH w:val="single" w:sz="4" w:space="0" w:color="A6A6A6"/>
+          <w:insideV w:val="single" w:sz="4" w:space="0" w:color="A6A6A6"/>
+        </w:tblBorders>
+        <w:tblLayout w:type="fixed"/>
+        <w:tblCellMar>
+          <w:top w:w="57" w:type="dxa"/>
+          <w:left w:w="85" w:type="dxa"/>
+          <w:bottom w:w="57" w:type="dxa"/>
+          <w:right w:w="85" w:type="dxa"/>
+        </w:tblCellMar>
+        <w:tblLook w:val="04A0" w:firstRow="1" w:lastRow="0" w:firstColumn="0" w:lastColumn="0" w:noHBand="0" w:noVBand="1"/>
+      </w:tblPr>
+      <w:tblGrid>
+        <w:gridCol w:w="2527"/>
+        <w:gridCol w:w="2888"/>
+        <w:gridCol w:w="3611"/>
+      </w:tblGrid>
+      <w:tr>
+        <w:trPr>
+          <w:cantSplit/>
+          <w:tblHeader/>
+        </w:trPr>
+        <w:tc>
+          <w:tcPr>
+            <w:tcW w:w="2527" w:type="dxa"/>
+            <w:shd w:val="clear" w:color="auto" w:fill="D9E2F3"/>
+          </w:tcPr>
+          <w:p>
+            <w:pPr>
+              <w:spacing w:before="0" w:after="60"/>
+            </w:pPr>
+            <w:r>
+              <w:rPr>
+                <w:b/>
+                <w:bCs/>
+              </w:rPr>
+              <w:t xml:space="preserve">Register</w:t>
+            </w:r>
+          </w:p>
+        </w:tc>
+        <w:tc>
+          <w:tcPr>
+            <w:tcW w:w="2888" w:type="dxa"/>
+            <w:shd w:val="clear" w:color="auto" w:fill="D9E2F3"/>
+          </w:tcPr>
+          <w:p>
+            <w:pPr>
+              <w:spacing w:before="0" w:after="60"/>
+            </w:pPr>
+            <w:r>
+              <w:rPr>
+                <w:b/>
+                <w:bCs/>
+              </w:rPr>
+              <w:t xml:space="preserve">KMS file</w:t>
+            </w:r>
+          </w:p>
+        </w:tc>
+        <w:tc>
+          <w:tcPr>
+            <w:tcW w:w="3611" w:type="dxa"/>
+            <w:shd w:val="clear" w:color="auto" w:fill="D9E2F3"/>
+          </w:tcPr>
+          <w:p>
+            <w:pPr>
+              <w:spacing w:before="0" w:after="60"/>
+            </w:pPr>
+            <w:r>
+              <w:rPr>
+                <w:b/>
+                <w:bCs/>
+              </w:rPr>
+              <w:t xml:space="preserve">What it evidences</w:t>
+            </w:r>
+          </w:p>
+        </w:tc>
+      </w:tr>
+      <w:tr>
+        <w:trPr>
+          <w:cantSplit/>
+        </w:trPr>
+        <w:tc>
+          <w:tcPr>
+            <w:tcW w:w="2527" w:type="dxa"/>
+          </w:tcPr>
+          <w:p>
+            <w:pPr>
+              <w:spacing w:before="0" w:after="60"/>
+            </w:pPr>
+            <w:r>
+              <w:t xml:space="preserve">Complaints Register</w:t>
+            </w:r>
+          </w:p>
+        </w:tc>
+        <w:tc>
+          <w:tcPr>
+            <w:tcW w:w="2888" w:type="dxa"/>
+          </w:tcPr>
+          <w:p>
+            <w:pPr>
+              <w:spacing w:before="0" w:after="60"/>
+            </w:pPr>
+            <w:r>
+              <w:t xml:space="preserve">Complaints_Register_v2.0_Template.xlsx</w:t>
+            </w:r>
+          </w:p>
+        </w:tc>
+        <w:tc>
+          <w:tcPr>
+            <w:tcW w:w="3611" w:type="dxa"/>
+          </w:tcPr>
+          <w:p>
+            <w:pPr>
+              <w:spacing w:before="0" w:after="60"/>
+            </w:pPr>
+            <w:r>
+              <w:t xml:space="preserve">Every complaint, DISP deadlines, outcomes, redress, root causes and Ombudsman referrals</w:t>
+            </w:r>
+          </w:p>
+        </w:tc>
+      </w:tr>
+      <w:tr>
+        <w:trPr>
+          <w:cantSplit/>
+        </w:trPr>
+        <w:tc>
+          <w:tcPr>
+            <w:tcW w:w="2527" w:type="dxa"/>
+          </w:tcPr>
+          <w:p>
+            <w:pPr>
+              <w:spacing w:before="0" w:after="60"/>
+            </w:pPr>
+            <w:r>
+              <w:t xml:space="preserve">Compliance Monitoring Tracker (Monitoring Schedule, File Review Record, Corrective Action Log, Compliance Universe Register)</w:t>
+            </w:r>
+          </w:p>
+        </w:tc>
+        <w:tc>
+          <w:tcPr>
+            <w:tcW w:w="2888" w:type="dxa"/>
+          </w:tcPr>
+          <w:p>
+            <w:pPr>
+              <w:spacing w:before="0" w:after="60"/>
+            </w:pPr>
+            <w:r>
+              <w:t xml:space="preserve">Compliance_Monitoring_Tracker_v2.0_Template.xlsx</w:t>
+            </w:r>
+          </w:p>
+        </w:tc>
+        <w:tc>
+          <w:tcPr>
+            <w:tcW w:w="3611" w:type="dxa"/>
+          </w:tcPr>
+          <w:p>
+            <w:pPr>
+              <w:spacing w:before="0" w:after="60"/>
+            </w:pPr>
+            <w:r>
+              <w:t xml:space="preserve">Checks completed against the plan, file review results, corrective actions to closure, and the requirements that apply to us</w:t>
+            </w:r>
+          </w:p>
+        </w:tc>
+      </w:tr>
+      <w:tr>
+        <w:trPr>
+          <w:cantSplit/>
+        </w:trPr>
+        <w:tc>
+          <w:tcPr>
+            <w:tcW w:w="2527" w:type="dxa"/>
+          </w:tcPr>
+          <w:p>
+            <w:pPr>
+              <w:spacing w:before="0" w:after="60"/>
+            </w:pPr>
+            <w:r>
+              <w:t xml:space="preserve">Compliance Breach Log</w:t>
+            </w:r>
+          </w:p>
+        </w:tc>
+        <w:tc>
+          <w:tcPr>
+            <w:tcW w:w="2888" w:type="dxa"/>
+          </w:tcPr>
+          <w:p>
+            <w:pPr>
+              <w:spacing w:before="0" w:after="60"/>
+            </w:pPr>
+            <w:r>
+              <w:t xml:space="preserve">Compliance_Breach_Log_v2.0_Template.xlsx</w:t>
+            </w:r>
+          </w:p>
+        </w:tc>
+        <w:tc>
+          <w:tcPr>
+            <w:tcW w:w="3611" w:type="dxa"/>
+          </w:tcPr>
+          <w:p>
+            <w:pPr>
+              <w:spacing w:before="0" w:after="60"/>
+            </w:pPr>
+            <w:r>
+              <w:t xml:space="preserve">Every breach, its root cause, customer impact, FCA notification decision and remediation</w:t>
+            </w:r>
+          </w:p>
+        </w:tc>
+      </w:tr>
+      <w:tr>
+        <w:trPr>
+          <w:cantSplit/>
+        </w:trPr>
+        <w:tc>
+          <w:tcPr>
+            <w:tcW w:w="2527" w:type="dxa"/>
+          </w:tcPr>
+          <w:p>
+            <w:pPr>
+              <w:spacing w:before="0" w:after="60"/>
+            </w:pPr>
+            <w:r>
+              <w:t xml:space="preserve">Consumer Duty Evidence (Outcome MI, Target Market Register, Fair Value Register, Board Report Actions)</w:t>
+            </w:r>
+          </w:p>
+        </w:tc>
+        <w:tc>
+          <w:tcPr>
+            <w:tcW w:w="2888" w:type="dxa"/>
+          </w:tcPr>
+          <w:p>
+            <w:pPr>
+              <w:spacing w:before="0" w:after="60"/>
+            </w:pPr>
+            <w:r>
+              <w:t xml:space="preserve">Consumer_Duty_Evidence_v2.0_Template.xlsx</w:t>
+            </w:r>
+          </w:p>
+        </w:tc>
+        <w:tc>
+          <w:tcPr>
+            <w:tcW w:w="3611" w:type="dxa"/>
+          </w:tcPr>
+          <w:p>
+            <w:pPr>
+              <w:spacing w:before="0" w:after="60"/>
+            </w:pPr>
+            <w:r>
+              <w:t xml:space="preserve">Outcome monitoring, target markets, fair value assessments and board report actions</w:t>
+            </w:r>
+          </w:p>
+        </w:tc>
+      </w:tr>
+      <w:tr>
+        <w:trPr>
+          <w:cantSplit/>
+        </w:trPr>
+        <w:tc>
+          <w:tcPr>
+            <w:tcW w:w="2527" w:type="dxa"/>
+          </w:tcPr>
+          <w:p>
+            <w:pPr>
+              <w:spacing w:before="0" w:after="60"/>
+            </w:pPr>
+            <w:r>
+              <w:t xml:space="preserve">Data Protection Registers (ROPA, Data Rights Request Log, Data Breach Log, DP Complaints Log, Data Retention Schedule, DPIA Register)</w:t>
+            </w:r>
+          </w:p>
+        </w:tc>
+        <w:tc>
+          <w:tcPr>
+            <w:tcW w:w="2888" w:type="dxa"/>
+          </w:tcPr>
+          <w:p>
+            <w:pPr>
+              <w:spacing w:before="0" w:after="60"/>
+            </w:pPr>
+            <w:r>
+              <w:t xml:space="preserve">Data_Protection_Registers_v2.0_Template.xlsx</w:t>
+            </w:r>
+          </w:p>
+        </w:tc>
+        <w:tc>
+          <w:tcPr>
+            <w:tcW w:w="3611" w:type="dxa"/>
+          </w:tcPr>
+          <w:p>
+            <w:pPr>
+              <w:spacing w:before="0" w:after="60"/>
+            </w:pPr>
+            <w:r>
+              <w:t xml:space="preserve">Accountability under the UK GDPR: processing, rights requests, breaches, complaints, retention and DPIAs</w:t>
+            </w:r>
+          </w:p>
+        </w:tc>
+      </w:tr>
+      <w:tr>
+        <w:trPr>
+          <w:cantSplit/>
+        </w:trPr>
+        <w:tc>
+          <w:tcPr>
+            <w:tcW w:w="2527" w:type="dxa"/>
+          </w:tcPr>
+          <w:p>
+            <w:pPr>
+              <w:spacing w:before="0" w:after="60"/>
+            </w:pPr>
+            <w:r>
+              <w:t xml:space="preserve">Training Log (Training Matrix, Training Record, Competence Register, CPD Log)</w:t>
+            </w:r>
+          </w:p>
+        </w:tc>
+        <w:tc>
+          <w:tcPr>
+            <w:tcW w:w="2888" w:type="dxa"/>
+          </w:tcPr>
+          <w:p>
+            <w:pPr>
+              <w:spacing w:before="0" w:after="60"/>
+            </w:pPr>
+            <w:r>
+              <w:t xml:space="preserve">Training_Log_v2.0_Template.xlsx</w:t>
+            </w:r>
+          </w:p>
+        </w:tc>
+        <w:tc>
+          <w:tcPr>
+            <w:tcW w:w="3611" w:type="dxa"/>
+          </w:tcPr>
+          <w:p>
+            <w:pPr>
+              <w:spacing w:before="0" w:after="60"/>
+            </w:pPr>
+            <w:r>
+              <w:t xml:space="preserve">Training completed, competence assessed, supervision, qualifications and CPD</w:t>
+            </w:r>
+          </w:p>
+        </w:tc>
+      </w:tr>
+    </w:tbl>
+    <w:p>
+      <w:pPr>
+        <w:spacing w:before="0" w:after="0"/>
+      </w:pPr>
     </w:p>
     <w:p>
       <w:pPr>
@@ -3586,7 +3852,161 @@
         <w:outlineLvl w:val="0"/>
       </w:pPr>
       <w:r>
-        <w:t xml:space="preserve">Appendix B – Complaints Register fields</w:t>
+        <w:t xml:space="preserve">Appendix A – Customer-facing complaints summary</w:t>
+      </w:r>
+    </w:p>
+    <w:p>
+      <w:pPr>
+        <w:pBdr>
+          <w:top w:val="single" w:sz="4" w:space="4" w:color="11304F"/>
+          <w:left w:val="single" w:sz="24" w:space="4" w:color="11304F"/>
+          <w:bottom w:val="single" w:sz="4" w:space="4" w:color="11304F"/>
+          <w:right w:val="single" w:sz="4" w:space="4" w:color="11304F"/>
+        </w:pBdr>
+        <w:shd w:val="clear" w:color="auto" w:fill="F2F2F2"/>
+        <w:spacing w:before="120" w:after="120"/>
+        <w:ind w:left="113" w:right="113"/>
+      </w:pPr>
+      <w:r>
+        <w:rPr>
+          <w:b/>
+          <w:bCs/>
+        </w:rPr>
+        <w:t xml:space="preserve">KMS guidance: </w:t>
+      </w:r>
+      <w:r>
+        <w:rPr>
+          <w:i/>
+          <w:iCs/>
+        </w:rPr>
+        <w:t xml:space="preserve">Publish this summary on your website and give it to customers on request and when you acknowledge a complaint (DISP 1.2). Delete any lines that do not apply.</w:t>
+      </w:r>
+    </w:p>
+    <w:p>
+      <w:r>
+        <w:rPr>
+          <w:b/>
+          <w:bCs/>
+        </w:rPr>
+        <w:t xml:space="preserve">How to complain to </w:t>
+      </w:r>
+      <w:r>
+        <w:rPr>
+          <w:b/>
+          <w:bCs/>
+          <w:highlight w:val="yellow"/>
+        </w:rPr>
+        <w:t xml:space="preserve">[Insert firm trading name]</w:t>
+      </w:r>
+    </w:p>
+    <w:p>
+      <w:r>
+        <w:t xml:space="preserve">We want to put things right if you are unhappy with our service. You can complain by telephone on </w:t>
+      </w:r>
+      <w:r>
+        <w:rPr>
+          <w:b/>
+          <w:bCs/>
+          <w:highlight w:val="yellow"/>
+        </w:rPr>
+        <w:t xml:space="preserve">[Insert number]</w:t>
+      </w:r>
+      <w:r>
+        <w:t xml:space="preserve">, by email to </w:t>
+      </w:r>
+      <w:r>
+        <w:rPr>
+          <w:b/>
+          <w:bCs/>
+          <w:highlight w:val="yellow"/>
+        </w:rPr>
+        <w:t xml:space="preserve">[Insert email address]</w:t>
+      </w:r>
+      <w:r>
+        <w:t xml:space="preserve">, by post to </w:t>
+      </w:r>
+      <w:r>
+        <w:rPr>
+          <w:b/>
+          <w:bCs/>
+          <w:highlight w:val="yellow"/>
+        </w:rPr>
+        <w:t xml:space="preserve">[Insert postal address]</w:t>
+      </w:r>
+      <w:r>
+        <w:t xml:space="preserve"> or </w:t>
+      </w:r>
+      <w:r>
+        <w:rPr>
+          <w:b/>
+          <w:bCs/>
+          <w:highlight w:val="yellow"/>
+        </w:rPr>
+        <w:t xml:space="preserve">[Insert any other channels]</w:t>
+      </w:r>
+      <w:r>
+        <w:t xml:space="preserve">. You do not need to put your complaint in writing.</w:t>
+      </w:r>
+    </w:p>
+    <w:p>
+      <w:r>
+        <w:rPr>
+          <w:b/>
+          <w:bCs/>
+        </w:rPr>
+        <w:t xml:space="preserve">What happens next.</w:t>
+      </w:r>
+      <w:r>
+        <w:t xml:space="preserve"> We will acknowledge your complaint promptly and tell you who is dealing with it. We will investigate fairly and keep you updated. We will send you our final response within eight weeks </w:t>
+      </w:r>
+      <w:r>
+        <w:rPr>
+          <w:b/>
+          <w:bCs/>
+          <w:highlight w:val="yellow"/>
+        </w:rPr>
+        <w:t xml:space="preserve">[payment services firms: or within 15 business days for complaints about your payment services rights, or 35 business days in exceptional circumstances – delete if not applicable]</w:t>
+      </w:r>
+      <w:r>
+        <w:t xml:space="preserve">. If we cannot, we will write to explain why and tell you about your right to go to the Financial Ombudsman Service.</w:t>
+      </w:r>
+    </w:p>
+    <w:p>
+      <w:r>
+        <w:rPr>
+          <w:b/>
+          <w:bCs/>
+        </w:rPr>
+        <w:t xml:space="preserve">The Financial Ombudsman Service.</w:t>
+      </w:r>
+      <w:r>
+        <w:t xml:space="preserve"> If you are not happy with our final response, or we have not responded in time, you may be able to refer your complaint to the Financial Ombudsman Service, free of charge. You must normally do so within six months of our final response. Financial Ombudsman Service, Exchange Tower, London E14 9SR. Telephone 0800 023 4567. www.financial-ombudsman.org.uk.</w:t>
+      </w:r>
+    </w:p>
+    <w:p>
+      <w:r>
+        <w:rPr>
+          <w:b/>
+          <w:bCs/>
+        </w:rPr>
+        <w:t xml:space="preserve">If you need extra support.</w:t>
+      </w:r>
+      <w:r>
+        <w:t xml:space="preserve"> Please tell us if you need any adjustments, such as information in a different format or more time.</w:t>
+      </w:r>
+    </w:p>
+    <w:p>
+      <w:pPr>
+        <w:pStyle w:val="Heading1"/>
+        <w:outlineLvl w:val="0"/>
+      </w:pPr>
+      <w:r>
+        <w:t xml:space="preserve">Appendix B – Complaints Register</w:t>
+      </w:r>
+    </w:p>
+    <w:p>
+      <w:r>
+        <w:t xml:space="preserve">The fields below are built into the KMS Complaints Register workbook (Complaints_Register_v2.0_Template.xlsx), which also calculates the DISP deadlines and produces a summary for management information. Use that workbook – it is an essential part of this procedure.</w:t>
       </w:r>
     </w:p>
     <w:tbl>
